--- a/文件/資服/附件1-1：系統概述文件.docx
+++ b/文件/資服/附件1-1：系統概述文件.docx
@@ -1,6 +1,6 @@
 
 <file path=word/document.xml><?xml version="1.0" encoding="utf-8"?>
-<w:document xmlns:wpc="http://schemas.microsoft.com/office/word/2010/wordprocessingCanvas" xmlns:cx="http://schemas.microsoft.com/office/drawing/2014/chartex" xmlns:cx1="http://schemas.microsoft.com/office/drawing/2015/9/8/chartex" xmlns:cx2="http://schemas.microsoft.com/office/drawing/2015/10/21/chartex" xmlns:cx3="http://schemas.microsoft.com/office/drawing/2016/5/9/chartex" xmlns:cx4="http://schemas.microsoft.com/office/drawing/2016/5/10/chartex" xmlns:cx5="http://schemas.microsoft.com/office/drawing/2016/5/11/chartex" xmlns:cx6="http://schemas.microsoft.com/office/drawing/2016/5/12/chartex" xmlns:cx7="http://schemas.microsoft.com/office/drawing/2016/5/13/chartex" xmlns:cx8="http://schemas.microsoft.com/office/drawing/2016/5/14/chartex" xmlns:mc="http://schemas.openxmlformats.org/markup-compatibility/2006" xmlns:aink="http://schemas.microsoft.com/office/drawing/2016/ink" xmlns:am3d="http://schemas.microsoft.com/office/drawing/2017/model3d" xmlns:o="urn:schemas-microsoft-com:office:office" xmlns:r="http://schemas.openxmlformats.org/officeDocument/2006/relationships" xmlns:m="http://schemas.openxmlformats.org/officeDocument/2006/math" xmlns:v="urn:schemas-microsoft-com:vml" xmlns:wp14="http://schemas.microsoft.com/office/word/2010/wordprocessingDrawing" xmlns:wp="http://schemas.openxmlformats.org/drawingml/2006/wordprocessingDrawing" xmlns:w10="urn:schemas-microsoft-com:office:word" xmlns:w="http://schemas.openxmlformats.org/wordprocessingml/2006/main" xmlns:w14="http://schemas.microsoft.com/office/word/2010/wordml" xmlns:w15="http://schemas.microsoft.com/office/word/2012/wordml" xmlns:w16cex="http://schemas.microsoft.com/office/word/2018/wordml/cex" xmlns:w16cid="http://schemas.microsoft.com/office/word/2016/wordml/cid" xmlns:w16="http://schemas.microsoft.com/office/word/2018/wordml" xmlns:w16sdtdh="http://schemas.microsoft.com/office/word/2020/wordml/sdtdatahash" xmlns:w16se="http://schemas.microsoft.com/office/word/2015/wordml/symex" xmlns:wpg="http://schemas.microsoft.com/office/word/2010/wordprocessingGroup" xmlns:wpi="http://schemas.microsoft.com/office/word/2010/wordprocessingInk" xmlns:wne="http://schemas.microsoft.com/office/word/2006/wordml" xmlns:wps="http://schemas.microsoft.com/office/word/2010/wordprocessingShape" mc:Ignorable="w14 w15 w16se w16cid w16 w16cex w16sdtdh wp14">
+<w:document xmlns:wpc="http://schemas.microsoft.com/office/word/2010/wordprocessingCanvas" xmlns:cx="http://schemas.microsoft.com/office/drawing/2014/chartex" xmlns:cx1="http://schemas.microsoft.com/office/drawing/2015/9/8/chartex" xmlns:cx2="http://schemas.microsoft.com/office/drawing/2015/10/21/chartex" xmlns:cx3="http://schemas.microsoft.com/office/drawing/2016/5/9/chartex" xmlns:cx4="http://schemas.microsoft.com/office/drawing/2016/5/10/chartex" xmlns:cx5="http://schemas.microsoft.com/office/drawing/2016/5/11/chartex" xmlns:cx6="http://schemas.microsoft.com/office/drawing/2016/5/12/chartex" xmlns:cx7="http://schemas.microsoft.com/office/drawing/2016/5/13/chartex" xmlns:cx8="http://schemas.microsoft.com/office/drawing/2016/5/14/chartex" xmlns:mc="http://schemas.openxmlformats.org/markup-compatibility/2006" xmlns:aink="http://schemas.microsoft.com/office/drawing/2016/ink" xmlns:am3d="http://schemas.microsoft.com/office/drawing/2017/model3d" xmlns:o="urn:schemas-microsoft-com:office:office" xmlns:oel="http://schemas.microsoft.com/office/2019/extlst" xmlns:r="http://schemas.openxmlformats.org/officeDocument/2006/relationships" xmlns:m="http://schemas.openxmlformats.org/officeDocument/2006/math" xmlns:v="urn:schemas-microsoft-com:vml" xmlns:wp14="http://schemas.microsoft.com/office/word/2010/wordprocessingDrawing" xmlns:wp="http://schemas.openxmlformats.org/drawingml/2006/wordprocessingDrawing" xmlns:w10="urn:schemas-microsoft-com:office:word" xmlns:w="http://schemas.openxmlformats.org/wordprocessingml/2006/main" xmlns:w14="http://schemas.microsoft.com/office/word/2010/wordml" xmlns:w15="http://schemas.microsoft.com/office/word/2012/wordml" xmlns:w16cex="http://schemas.microsoft.com/office/word/2018/wordml/cex" xmlns:w16cid="http://schemas.microsoft.com/office/word/2016/wordml/cid" xmlns:w16="http://schemas.microsoft.com/office/word/2018/wordml" xmlns:w16du="http://schemas.microsoft.com/office/word/2023/wordml/word16du" xmlns:w16sdtdh="http://schemas.microsoft.com/office/word/2020/wordml/sdtdatahash" xmlns:w16sdtfl="http://schemas.microsoft.com/office/word/2024/wordml/sdtformatlock" xmlns:w16se="http://schemas.microsoft.com/office/word/2015/wordml/symex" xmlns:wpg="http://schemas.microsoft.com/office/word/2010/wordprocessingGroup" xmlns:wpi="http://schemas.microsoft.com/office/word/2010/wordprocessingInk" xmlns:wne="http://schemas.microsoft.com/office/word/2006/wordml" xmlns:wps="http://schemas.microsoft.com/office/word/2010/wordprocessingShape" mc:Ignorable="w14 w15 w16se w16cid w16 w16cex w16sdtdh w16sdtfl w16du wp14">
   <w:body>
     <w:p>
       <w:pPr>
@@ -1264,6 +1264,33 @@
           <w:szCs w:val="28"/>
         </w:rPr>
       </w:pPr>
+      <w:r>
+        <w:rPr>
+          <w:rFonts w:ascii="標楷體" w:eastAsia="標楷體" w:hAnsi="標楷體" w:cs="標楷體"/>
+          <w:sz w:val="28"/>
+          <w:szCs w:val="28"/>
+        </w:rPr>
+        <w:t>5. 商店分享 - 在系統開放初期，我們希望使用者能夠快速知道我們系</w:t>
+      </w:r>
+      <w:r>
+        <w:rPr>
+          <w:rFonts w:ascii="標楷體" w:eastAsia="標楷體" w:hAnsi="標楷體" w:cs="標楷體"/>
+          <w:sz w:val="28"/>
+          <w:szCs w:val="28"/>
+        </w:rPr>
+        <w:lastRenderedPageBreak/>
+        <w:t>統，打上知名度 ，於是提供了一鍵複製商店資訊，讓使用者能夠分享商品資訊的同時導流到我們的系統</w:t>
+      </w:r>
+    </w:p>
+    <w:p>
+      <w:pPr>
+        <w:spacing w:before="60" w:after="60"/>
+        <w:rPr>
+          <w:rFonts w:ascii="標楷體" w:eastAsia="標楷體" w:hAnsi="標楷體" w:cs="標楷體" w:hint="eastAsia"/>
+          <w:sz w:val="28"/>
+          <w:szCs w:val="28"/>
+        </w:rPr>
+      </w:pPr>
     </w:p>
     <w:p>
       <w:pPr>
@@ -1282,7 +1309,6 @@
           <w:sz w:val="28"/>
           <w:szCs w:val="28"/>
         </w:rPr>
-        <w:lastRenderedPageBreak/>
         <w:t>三、系統功能簡介</w:t>
       </w:r>
     </w:p>
@@ -1440,7 +1466,23 @@
           <w:sz w:val="28"/>
           <w:szCs w:val="28"/>
         </w:rPr>
-        <w:t>商品上架 - 能夠自行上架想發售的商品。</w:t>
+        <w:t>商品上架</w:t>
+      </w:r>
+      <w:r>
+        <w:rPr>
+          <w:rFonts w:ascii="標楷體" w:eastAsia="標楷體" w:hAnsi="標楷體" w:cs="標楷體" w:hint="eastAsia"/>
+          <w:sz w:val="28"/>
+          <w:szCs w:val="28"/>
+        </w:rPr>
+        <w:t>：</w:t>
+      </w:r>
+      <w:r>
+        <w:rPr>
+          <w:rFonts w:ascii="標楷體" w:eastAsia="標楷體" w:hAnsi="標楷體" w:cs="標楷體" w:hint="eastAsia"/>
+          <w:sz w:val="28"/>
+          <w:szCs w:val="28"/>
+        </w:rPr>
+        <w:t>能夠自行上架想發售的商品。</w:t>
       </w:r>
     </w:p>
     <w:p>
@@ -1474,7 +1516,23 @@
           <w:sz w:val="28"/>
           <w:szCs w:val="28"/>
         </w:rPr>
-        <w:t>收物帖發布 - 如果有想要的東西，可以透過該功能發出需求</w:t>
+        <w:t>收物帖發布</w:t>
+      </w:r>
+      <w:r>
+        <w:rPr>
+          <w:rFonts w:ascii="標楷體" w:eastAsia="標楷體" w:hAnsi="標楷體" w:cs="標楷體" w:hint="eastAsia"/>
+          <w:sz w:val="28"/>
+          <w:szCs w:val="28"/>
+        </w:rPr>
+        <w:t>：</w:t>
+      </w:r>
+      <w:r>
+        <w:rPr>
+          <w:rFonts w:ascii="標楷體" w:eastAsia="標楷體" w:hAnsi="標楷體" w:cs="標楷體" w:hint="eastAsia"/>
+          <w:sz w:val="28"/>
+          <w:szCs w:val="28"/>
+        </w:rPr>
+        <w:t>如果有想要的東西，可以透過該功能發出需求</w:t>
       </w:r>
       <w:r>
         <w:rPr>
@@ -1946,7 +2004,7 @@
           <w:sz w:val="28"/>
           <w:szCs w:val="28"/>
         </w:rPr>
-        <w:t>誰收的商品多，或是花費的價格高，也可以是誰先下單就是誰的，。</w:t>
+        <w:t>誰收的商品多，或是花費的價格高，也可以是誰先下單就是誰的。</w:t>
       </w:r>
     </w:p>
     <w:p>
@@ -2048,6 +2106,25 @@
           <w:lang w:val="en-US"/>
         </w:rPr>
         <w:t>。</w:t>
+      </w:r>
+    </w:p>
+    <w:p>
+      <w:pPr>
+        <w:spacing w:before="60" w:after="60"/>
+        <w:rPr>
+          <w:rFonts w:ascii="標楷體" w:eastAsia="標楷體" w:hAnsi="標楷體" w:cs="標楷體" w:hint="eastAsia"/>
+          <w:sz w:val="28"/>
+          <w:szCs w:val="28"/>
+          <w:lang w:val="en-US"/>
+        </w:rPr>
+      </w:pPr>
+      <w:r>
+        <w:rPr>
+          <w:rFonts w:ascii="標楷體" w:eastAsia="標楷體" w:hAnsi="標楷體" w:cs="標楷體"/>
+          <w:sz w:val="28"/>
+          <w:szCs w:val="28"/>
+        </w:rPr>
+        <w:t>12.商店資訊分享：透過內建的分享按鈕 能夠將商店的所有資訊複製下來（包括銷售方式、商品價格及數量、和該賣場網址等且格式已經設定好），讓賣家能夠輕易分享商店資訊和引導流量至本系統</w:t>
       </w:r>
     </w:p>
     <w:p>
@@ -3194,7 +3271,7 @@
 </file>
 
 <file path=word/endnotes.xml><?xml version="1.0" encoding="utf-8"?>
-<w:endnotes xmlns:wpc="http://schemas.microsoft.com/office/word/2010/wordprocessingCanvas" xmlns:cx="http://schemas.microsoft.com/office/drawing/2014/chartex" xmlns:cx1="http://schemas.microsoft.com/office/drawing/2015/9/8/chartex" xmlns:cx2="http://schemas.microsoft.com/office/drawing/2015/10/21/chartex" xmlns:cx3="http://schemas.microsoft.com/office/drawing/2016/5/9/chartex" xmlns:cx4="http://schemas.microsoft.com/office/drawing/2016/5/10/chartex" xmlns:cx5="http://schemas.microsoft.com/office/drawing/2016/5/11/chartex" xmlns:cx6="http://schemas.microsoft.com/office/drawing/2016/5/12/chartex" xmlns:cx7="http://schemas.microsoft.com/office/drawing/2016/5/13/chartex" xmlns:cx8="http://schemas.microsoft.com/office/drawing/2016/5/14/chartex" xmlns:mc="http://schemas.openxmlformats.org/markup-compatibility/2006" xmlns:aink="http://schemas.microsoft.com/office/drawing/2016/ink" xmlns:am3d="http://schemas.microsoft.com/office/drawing/2017/model3d" xmlns:o="urn:schemas-microsoft-com:office:office" xmlns:r="http://schemas.openxmlformats.org/officeDocument/2006/relationships" xmlns:m="http://schemas.openxmlformats.org/officeDocument/2006/math" xmlns:v="urn:schemas-microsoft-com:vml" xmlns:wp14="http://schemas.microsoft.com/office/word/2010/wordprocessingDrawing" xmlns:wp="http://schemas.openxmlformats.org/drawingml/2006/wordprocessingDrawing" xmlns:w10="urn:schemas-microsoft-com:office:word" xmlns:w="http://schemas.openxmlformats.org/wordprocessingml/2006/main" xmlns:w14="http://schemas.microsoft.com/office/word/2010/wordml" xmlns:w15="http://schemas.microsoft.com/office/word/2012/wordml" xmlns:w16cex="http://schemas.microsoft.com/office/word/2018/wordml/cex" xmlns:w16cid="http://schemas.microsoft.com/office/word/2016/wordml/cid" xmlns:w16="http://schemas.microsoft.com/office/word/2018/wordml" xmlns:w16sdtdh="http://schemas.microsoft.com/office/word/2020/wordml/sdtdatahash" xmlns:w16se="http://schemas.microsoft.com/office/word/2015/wordml/symex" xmlns:wpg="http://schemas.microsoft.com/office/word/2010/wordprocessingGroup" xmlns:wpi="http://schemas.microsoft.com/office/word/2010/wordprocessingInk" xmlns:wne="http://schemas.microsoft.com/office/word/2006/wordml" xmlns:wps="http://schemas.microsoft.com/office/word/2010/wordprocessingShape" mc:Ignorable="w14 w15 w16se w16cid w16 w16cex w16sdtdh wp14">
+<w:endnotes xmlns:wpc="http://schemas.microsoft.com/office/word/2010/wordprocessingCanvas" xmlns:cx="http://schemas.microsoft.com/office/drawing/2014/chartex" xmlns:cx1="http://schemas.microsoft.com/office/drawing/2015/9/8/chartex" xmlns:cx2="http://schemas.microsoft.com/office/drawing/2015/10/21/chartex" xmlns:cx3="http://schemas.microsoft.com/office/drawing/2016/5/9/chartex" xmlns:cx4="http://schemas.microsoft.com/office/drawing/2016/5/10/chartex" xmlns:cx5="http://schemas.microsoft.com/office/drawing/2016/5/11/chartex" xmlns:cx6="http://schemas.microsoft.com/office/drawing/2016/5/12/chartex" xmlns:cx7="http://schemas.microsoft.com/office/drawing/2016/5/13/chartex" xmlns:cx8="http://schemas.microsoft.com/office/drawing/2016/5/14/chartex" xmlns:mc="http://schemas.openxmlformats.org/markup-compatibility/2006" xmlns:aink="http://schemas.microsoft.com/office/drawing/2016/ink" xmlns:am3d="http://schemas.microsoft.com/office/drawing/2017/model3d" xmlns:o="urn:schemas-microsoft-com:office:office" xmlns:oel="http://schemas.microsoft.com/office/2019/extlst" xmlns:r="http://schemas.openxmlformats.org/officeDocument/2006/relationships" xmlns:m="http://schemas.openxmlformats.org/officeDocument/2006/math" xmlns:v="urn:schemas-microsoft-com:vml" xmlns:wp14="http://schemas.microsoft.com/office/word/2010/wordprocessingDrawing" xmlns:wp="http://schemas.openxmlformats.org/drawingml/2006/wordprocessingDrawing" xmlns:w10="urn:schemas-microsoft-com:office:word" xmlns:w="http://schemas.openxmlformats.org/wordprocessingml/2006/main" xmlns:w14="http://schemas.microsoft.com/office/word/2010/wordml" xmlns:w15="http://schemas.microsoft.com/office/word/2012/wordml" xmlns:w16cex="http://schemas.microsoft.com/office/word/2018/wordml/cex" xmlns:w16cid="http://schemas.microsoft.com/office/word/2016/wordml/cid" xmlns:w16="http://schemas.microsoft.com/office/word/2018/wordml" xmlns:w16du="http://schemas.microsoft.com/office/word/2023/wordml/word16du" xmlns:w16sdtdh="http://schemas.microsoft.com/office/word/2020/wordml/sdtdatahash" xmlns:w16sdtfl="http://schemas.microsoft.com/office/word/2024/wordml/sdtformatlock" xmlns:w16se="http://schemas.microsoft.com/office/word/2015/wordml/symex" xmlns:wpg="http://schemas.microsoft.com/office/word/2010/wordprocessingGroup" xmlns:wpi="http://schemas.microsoft.com/office/word/2010/wordprocessingInk" xmlns:wne="http://schemas.microsoft.com/office/word/2006/wordml" xmlns:wps="http://schemas.microsoft.com/office/word/2010/wordprocessingShape" mc:Ignorable="w14 w15 w16se w16cid w16 w16cex w16sdtdh w16sdtfl w16du wp14">
   <w:endnote w:type="separator" w:id="-1">
     <w:p>
       <w:r>
@@ -3213,7 +3290,7 @@
 </file>
 
 <file path=word/footer1.xml><?xml version="1.0" encoding="utf-8"?>
-<w:ftr xmlns:wpc="http://schemas.microsoft.com/office/word/2010/wordprocessingCanvas" xmlns:cx="http://schemas.microsoft.com/office/drawing/2014/chartex" xmlns:cx1="http://schemas.microsoft.com/office/drawing/2015/9/8/chartex" xmlns:cx2="http://schemas.microsoft.com/office/drawing/2015/10/21/chartex" xmlns:cx3="http://schemas.microsoft.com/office/drawing/2016/5/9/chartex" xmlns:cx4="http://schemas.microsoft.com/office/drawing/2016/5/10/chartex" xmlns:cx5="http://schemas.microsoft.com/office/drawing/2016/5/11/chartex" xmlns:cx6="http://schemas.microsoft.com/office/drawing/2016/5/12/chartex" xmlns:cx7="http://schemas.microsoft.com/office/drawing/2016/5/13/chartex" xmlns:cx8="http://schemas.microsoft.com/office/drawing/2016/5/14/chartex" xmlns:mc="http://schemas.openxmlformats.org/markup-compatibility/2006" xmlns:aink="http://schemas.microsoft.com/office/drawing/2016/ink" xmlns:am3d="http://schemas.microsoft.com/office/drawing/2017/model3d" xmlns:o="urn:schemas-microsoft-com:office:office" xmlns:r="http://schemas.openxmlformats.org/officeDocument/2006/relationships" xmlns:m="http://schemas.openxmlformats.org/officeDocument/2006/math" xmlns:v="urn:schemas-microsoft-com:vml" xmlns:wp14="http://schemas.microsoft.com/office/word/2010/wordprocessingDrawing" xmlns:wp="http://schemas.openxmlformats.org/drawingml/2006/wordprocessingDrawing" xmlns:w10="urn:schemas-microsoft-com:office:word" xmlns:w="http://schemas.openxmlformats.org/wordprocessingml/2006/main" xmlns:w14="http://schemas.microsoft.com/office/word/2010/wordml" xmlns:w15="http://schemas.microsoft.com/office/word/2012/wordml" xmlns:w16cex="http://schemas.microsoft.com/office/word/2018/wordml/cex" xmlns:w16cid="http://schemas.microsoft.com/office/word/2016/wordml/cid" xmlns:w16="http://schemas.microsoft.com/office/word/2018/wordml" xmlns:w16sdtdh="http://schemas.microsoft.com/office/word/2020/wordml/sdtdatahash" xmlns:w16se="http://schemas.microsoft.com/office/word/2015/wordml/symex" xmlns:wpg="http://schemas.microsoft.com/office/word/2010/wordprocessingGroup" xmlns:wpi="http://schemas.microsoft.com/office/word/2010/wordprocessingInk" xmlns:wne="http://schemas.microsoft.com/office/word/2006/wordml" xmlns:wps="http://schemas.microsoft.com/office/word/2010/wordprocessingShape" mc:Ignorable="w14 w15 w16se w16cid w16 w16cex w16sdtdh wp14">
+<w:ftr xmlns:wpc="http://schemas.microsoft.com/office/word/2010/wordprocessingCanvas" xmlns:cx="http://schemas.microsoft.com/office/drawing/2014/chartex" xmlns:cx1="http://schemas.microsoft.com/office/drawing/2015/9/8/chartex" xmlns:cx2="http://schemas.microsoft.com/office/drawing/2015/10/21/chartex" xmlns:cx3="http://schemas.microsoft.com/office/drawing/2016/5/9/chartex" xmlns:cx4="http://schemas.microsoft.com/office/drawing/2016/5/10/chartex" xmlns:cx5="http://schemas.microsoft.com/office/drawing/2016/5/11/chartex" xmlns:cx6="http://schemas.microsoft.com/office/drawing/2016/5/12/chartex" xmlns:cx7="http://schemas.microsoft.com/office/drawing/2016/5/13/chartex" xmlns:cx8="http://schemas.microsoft.com/office/drawing/2016/5/14/chartex" xmlns:mc="http://schemas.openxmlformats.org/markup-compatibility/2006" xmlns:aink="http://schemas.microsoft.com/office/drawing/2016/ink" xmlns:am3d="http://schemas.microsoft.com/office/drawing/2017/model3d" xmlns:o="urn:schemas-microsoft-com:office:office" xmlns:oel="http://schemas.microsoft.com/office/2019/extlst" xmlns:r="http://schemas.openxmlformats.org/officeDocument/2006/relationships" xmlns:m="http://schemas.openxmlformats.org/officeDocument/2006/math" xmlns:v="urn:schemas-microsoft-com:vml" xmlns:wp14="http://schemas.microsoft.com/office/word/2010/wordprocessingDrawing" xmlns:wp="http://schemas.openxmlformats.org/drawingml/2006/wordprocessingDrawing" xmlns:w10="urn:schemas-microsoft-com:office:word" xmlns:w="http://schemas.openxmlformats.org/wordprocessingml/2006/main" xmlns:w14="http://schemas.microsoft.com/office/word/2010/wordml" xmlns:w15="http://schemas.microsoft.com/office/word/2012/wordml" xmlns:w16cex="http://schemas.microsoft.com/office/word/2018/wordml/cex" xmlns:w16cid="http://schemas.microsoft.com/office/word/2016/wordml/cid" xmlns:w16="http://schemas.microsoft.com/office/word/2018/wordml" xmlns:w16du="http://schemas.microsoft.com/office/word/2023/wordml/word16du" xmlns:w16sdtdh="http://schemas.microsoft.com/office/word/2020/wordml/sdtdatahash" xmlns:w16sdtfl="http://schemas.microsoft.com/office/word/2024/wordml/sdtformatlock" xmlns:w16se="http://schemas.microsoft.com/office/word/2015/wordml/symex" xmlns:wpg="http://schemas.microsoft.com/office/word/2010/wordprocessingGroup" xmlns:wpi="http://schemas.microsoft.com/office/word/2010/wordprocessingInk" xmlns:wne="http://schemas.microsoft.com/office/word/2006/wordml" xmlns:wps="http://schemas.microsoft.com/office/word/2010/wordprocessingShape" mc:Ignorable="w14 w15 w16se w16cid w16 w16cex w16sdtdh w16sdtfl w16du wp14">
   <w:p>
     <w:pPr>
       <w:pBdr>
@@ -3282,7 +3359,7 @@
 </file>
 
 <file path=word/footnotes.xml><?xml version="1.0" encoding="utf-8"?>
-<w:footnotes xmlns:wpc="http://schemas.microsoft.com/office/word/2010/wordprocessingCanvas" xmlns:cx="http://schemas.microsoft.com/office/drawing/2014/chartex" xmlns:cx1="http://schemas.microsoft.com/office/drawing/2015/9/8/chartex" xmlns:cx2="http://schemas.microsoft.com/office/drawing/2015/10/21/chartex" xmlns:cx3="http://schemas.microsoft.com/office/drawing/2016/5/9/chartex" xmlns:cx4="http://schemas.microsoft.com/office/drawing/2016/5/10/chartex" xmlns:cx5="http://schemas.microsoft.com/office/drawing/2016/5/11/chartex" xmlns:cx6="http://schemas.microsoft.com/office/drawing/2016/5/12/chartex" xmlns:cx7="http://schemas.microsoft.com/office/drawing/2016/5/13/chartex" xmlns:cx8="http://schemas.microsoft.com/office/drawing/2016/5/14/chartex" xmlns:mc="http://schemas.openxmlformats.org/markup-compatibility/2006" xmlns:aink="http://schemas.microsoft.com/office/drawing/2016/ink" xmlns:am3d="http://schemas.microsoft.com/office/drawing/2017/model3d" xmlns:o="urn:schemas-microsoft-com:office:office" xmlns:r="http://schemas.openxmlformats.org/officeDocument/2006/relationships" xmlns:m="http://schemas.openxmlformats.org/officeDocument/2006/math" xmlns:v="urn:schemas-microsoft-com:vml" xmlns:wp14="http://schemas.microsoft.com/office/word/2010/wordprocessingDrawing" xmlns:wp="http://schemas.openxmlformats.org/drawingml/2006/wordprocessingDrawing" xmlns:w10="urn:schemas-microsoft-com:office:word" xmlns:w="http://schemas.openxmlformats.org/wordprocessingml/2006/main" xmlns:w14="http://schemas.microsoft.com/office/word/2010/wordml" xmlns:w15="http://schemas.microsoft.com/office/word/2012/wordml" xmlns:w16cex="http://schemas.microsoft.com/office/word/2018/wordml/cex" xmlns:w16cid="http://schemas.microsoft.com/office/word/2016/wordml/cid" xmlns:w16="http://schemas.microsoft.com/office/word/2018/wordml" xmlns:w16sdtdh="http://schemas.microsoft.com/office/word/2020/wordml/sdtdatahash" xmlns:w16se="http://schemas.microsoft.com/office/word/2015/wordml/symex" xmlns:wpg="http://schemas.microsoft.com/office/word/2010/wordprocessingGroup" xmlns:wpi="http://schemas.microsoft.com/office/word/2010/wordprocessingInk" xmlns:wne="http://schemas.microsoft.com/office/word/2006/wordml" xmlns:wps="http://schemas.microsoft.com/office/word/2010/wordprocessingShape" mc:Ignorable="w14 w15 w16se w16cid w16 w16cex w16sdtdh wp14">
+<w:footnotes xmlns:wpc="http://schemas.microsoft.com/office/word/2010/wordprocessingCanvas" xmlns:cx="http://schemas.microsoft.com/office/drawing/2014/chartex" xmlns:cx1="http://schemas.microsoft.com/office/drawing/2015/9/8/chartex" xmlns:cx2="http://schemas.microsoft.com/office/drawing/2015/10/21/chartex" xmlns:cx3="http://schemas.microsoft.com/office/drawing/2016/5/9/chartex" xmlns:cx4="http://schemas.microsoft.com/office/drawing/2016/5/10/chartex" xmlns:cx5="http://schemas.microsoft.com/office/drawing/2016/5/11/chartex" xmlns:cx6="http://schemas.microsoft.com/office/drawing/2016/5/12/chartex" xmlns:cx7="http://schemas.microsoft.com/office/drawing/2016/5/13/chartex" xmlns:cx8="http://schemas.microsoft.com/office/drawing/2016/5/14/chartex" xmlns:mc="http://schemas.openxmlformats.org/markup-compatibility/2006" xmlns:aink="http://schemas.microsoft.com/office/drawing/2016/ink" xmlns:am3d="http://schemas.microsoft.com/office/drawing/2017/model3d" xmlns:o="urn:schemas-microsoft-com:office:office" xmlns:oel="http://schemas.microsoft.com/office/2019/extlst" xmlns:r="http://schemas.openxmlformats.org/officeDocument/2006/relationships" xmlns:m="http://schemas.openxmlformats.org/officeDocument/2006/math" xmlns:v="urn:schemas-microsoft-com:vml" xmlns:wp14="http://schemas.microsoft.com/office/word/2010/wordprocessingDrawing" xmlns:wp="http://schemas.openxmlformats.org/drawingml/2006/wordprocessingDrawing" xmlns:w10="urn:schemas-microsoft-com:office:word" xmlns:w="http://schemas.openxmlformats.org/wordprocessingml/2006/main" xmlns:w14="http://schemas.microsoft.com/office/word/2010/wordml" xmlns:w15="http://schemas.microsoft.com/office/word/2012/wordml" xmlns:w16cex="http://schemas.microsoft.com/office/word/2018/wordml/cex" xmlns:w16cid="http://schemas.microsoft.com/office/word/2016/wordml/cid" xmlns:w16="http://schemas.microsoft.com/office/word/2018/wordml" xmlns:w16du="http://schemas.microsoft.com/office/word/2023/wordml/word16du" xmlns:w16sdtdh="http://schemas.microsoft.com/office/word/2020/wordml/sdtdatahash" xmlns:w16sdtfl="http://schemas.microsoft.com/office/word/2024/wordml/sdtformatlock" xmlns:w16se="http://schemas.microsoft.com/office/word/2015/wordml/symex" xmlns:wpg="http://schemas.microsoft.com/office/word/2010/wordprocessingGroup" xmlns:wpi="http://schemas.microsoft.com/office/word/2010/wordprocessingInk" xmlns:wne="http://schemas.microsoft.com/office/word/2006/wordml" xmlns:wps="http://schemas.microsoft.com/office/word/2010/wordprocessingShape" mc:Ignorable="w14 w15 w16se w16cid w16 w16cex w16sdtdh w16sdtfl w16du wp14">
   <w:footnote w:type="separator" w:id="-1">
     <w:p>
       <w:r>
@@ -3301,7 +3378,7 @@
 </file>
 
 <file path=word/numbering.xml><?xml version="1.0" encoding="utf-8"?>
-<w:numbering xmlns:wpc="http://schemas.microsoft.com/office/word/2010/wordprocessingCanvas" xmlns:cx="http://schemas.microsoft.com/office/drawing/2014/chartex" xmlns:cx1="http://schemas.microsoft.com/office/drawing/2015/9/8/chartex" xmlns:cx2="http://schemas.microsoft.com/office/drawing/2015/10/21/chartex" xmlns:cx3="http://schemas.microsoft.com/office/drawing/2016/5/9/chartex" xmlns:cx4="http://schemas.microsoft.com/office/drawing/2016/5/10/chartex" xmlns:cx5="http://schemas.microsoft.com/office/drawing/2016/5/11/chartex" xmlns:cx6="http://schemas.microsoft.com/office/drawing/2016/5/12/chartex" xmlns:cx7="http://schemas.microsoft.com/office/drawing/2016/5/13/chartex" xmlns:cx8="http://schemas.microsoft.com/office/drawing/2016/5/14/chartex" xmlns:mc="http://schemas.openxmlformats.org/markup-compatibility/2006" xmlns:aink="http://schemas.microsoft.com/office/drawing/2016/ink" xmlns:am3d="http://schemas.microsoft.com/office/drawing/2017/model3d" xmlns:o="urn:schemas-microsoft-com:office:office" xmlns:r="http://schemas.openxmlformats.org/officeDocument/2006/relationships" xmlns:m="http://schemas.openxmlformats.org/officeDocument/2006/math" xmlns:v="urn:schemas-microsoft-com:vml" xmlns:wp14="http://schemas.microsoft.com/office/word/2010/wordprocessingDrawing" xmlns:wp="http://schemas.openxmlformats.org/drawingml/2006/wordprocessingDrawing" xmlns:w10="urn:schemas-microsoft-com:office:word" xmlns:w="http://schemas.openxmlformats.org/wordprocessingml/2006/main" xmlns:w14="http://schemas.microsoft.com/office/word/2010/wordml" xmlns:w15="http://schemas.microsoft.com/office/word/2012/wordml" xmlns:w16cex="http://schemas.microsoft.com/office/word/2018/wordml/cex" xmlns:w16cid="http://schemas.microsoft.com/office/word/2016/wordml/cid" xmlns:w16="http://schemas.microsoft.com/office/word/2018/wordml" xmlns:w16sdtdh="http://schemas.microsoft.com/office/word/2020/wordml/sdtdatahash" xmlns:w16se="http://schemas.microsoft.com/office/word/2015/wordml/symex" xmlns:wpg="http://schemas.microsoft.com/office/word/2010/wordprocessingGroup" xmlns:wpi="http://schemas.microsoft.com/office/word/2010/wordprocessingInk" xmlns:wne="http://schemas.microsoft.com/office/word/2006/wordml" xmlns:wps="http://schemas.microsoft.com/office/word/2010/wordprocessingShape" mc:Ignorable="w14 w15 w16se w16cid w16 w16cex w16sdtdh wp14">
+<w:numbering xmlns:wpc="http://schemas.microsoft.com/office/word/2010/wordprocessingCanvas" xmlns:cx="http://schemas.microsoft.com/office/drawing/2014/chartex" xmlns:cx1="http://schemas.microsoft.com/office/drawing/2015/9/8/chartex" xmlns:cx2="http://schemas.microsoft.com/office/drawing/2015/10/21/chartex" xmlns:cx3="http://schemas.microsoft.com/office/drawing/2016/5/9/chartex" xmlns:cx4="http://schemas.microsoft.com/office/drawing/2016/5/10/chartex" xmlns:cx5="http://schemas.microsoft.com/office/drawing/2016/5/11/chartex" xmlns:cx6="http://schemas.microsoft.com/office/drawing/2016/5/12/chartex" xmlns:cx7="http://schemas.microsoft.com/office/drawing/2016/5/13/chartex" xmlns:cx8="http://schemas.microsoft.com/office/drawing/2016/5/14/chartex" xmlns:mc="http://schemas.openxmlformats.org/markup-compatibility/2006" xmlns:aink="http://schemas.microsoft.com/office/drawing/2016/ink" xmlns:am3d="http://schemas.microsoft.com/office/drawing/2017/model3d" xmlns:o="urn:schemas-microsoft-com:office:office" xmlns:oel="http://schemas.microsoft.com/office/2019/extlst" xmlns:r="http://schemas.openxmlformats.org/officeDocument/2006/relationships" xmlns:m="http://schemas.openxmlformats.org/officeDocument/2006/math" xmlns:v="urn:schemas-microsoft-com:vml" xmlns:wp14="http://schemas.microsoft.com/office/word/2010/wordprocessingDrawing" xmlns:wp="http://schemas.openxmlformats.org/drawingml/2006/wordprocessingDrawing" xmlns:w10="urn:schemas-microsoft-com:office:word" xmlns:w="http://schemas.openxmlformats.org/wordprocessingml/2006/main" xmlns:w14="http://schemas.microsoft.com/office/word/2010/wordml" xmlns:w15="http://schemas.microsoft.com/office/word/2012/wordml" xmlns:w16cex="http://schemas.microsoft.com/office/word/2018/wordml/cex" xmlns:w16cid="http://schemas.microsoft.com/office/word/2016/wordml/cid" xmlns:w16="http://schemas.microsoft.com/office/word/2018/wordml" xmlns:w16du="http://schemas.microsoft.com/office/word/2023/wordml/word16du" xmlns:w16sdtdh="http://schemas.microsoft.com/office/word/2020/wordml/sdtdatahash" xmlns:w16sdtfl="http://schemas.microsoft.com/office/word/2024/wordml/sdtformatlock" xmlns:w16se="http://schemas.microsoft.com/office/word/2015/wordml/symex" xmlns:wpg="http://schemas.microsoft.com/office/word/2010/wordprocessingGroup" xmlns:wpi="http://schemas.microsoft.com/office/word/2010/wordprocessingInk" xmlns:wne="http://schemas.microsoft.com/office/word/2006/wordml" xmlns:wps="http://schemas.microsoft.com/office/word/2010/wordprocessingShape" mc:Ignorable="w14 w15 w16se w16cid w16 w16cex w16sdtdh w16sdtfl w16du wp14">
   <w:abstractNum w:abstractNumId="0" w15:restartNumberingAfterBreak="0">
     <w:nsid w:val="FFFFFF89"/>
     <w:multiLevelType w:val="singleLevel"/>
@@ -3323,14 +3400,14 @@
       </w:rPr>
     </w:lvl>
   </w:abstractNum>
-  <w:num w:numId="1">
+  <w:num w:numId="1" w16cid:durableId="1394347320">
     <w:abstractNumId w:val="0"/>
   </w:num>
 </w:numbering>
 </file>
 
 <file path=word/styles.xml><?xml version="1.0" encoding="utf-8"?>
-<w:styles xmlns:mc="http://schemas.openxmlformats.org/markup-compatibility/2006" xmlns:r="http://schemas.openxmlformats.org/officeDocument/2006/relationships" xmlns:w="http://schemas.openxmlformats.org/wordprocessingml/2006/main" xmlns:w14="http://schemas.microsoft.com/office/word/2010/wordml" xmlns:w15="http://schemas.microsoft.com/office/word/2012/wordml" xmlns:w16cex="http://schemas.microsoft.com/office/word/2018/wordml/cex" xmlns:w16cid="http://schemas.microsoft.com/office/word/2016/wordml/cid" xmlns:w16="http://schemas.microsoft.com/office/word/2018/wordml" xmlns:w16sdtdh="http://schemas.microsoft.com/office/word/2020/wordml/sdtdatahash" xmlns:w16se="http://schemas.microsoft.com/office/word/2015/wordml/symex" mc:Ignorable="w14 w15 w16se w16cid w16 w16cex w16sdtdh">
+<w:styles xmlns:mc="http://schemas.openxmlformats.org/markup-compatibility/2006" xmlns:r="http://schemas.openxmlformats.org/officeDocument/2006/relationships" xmlns:w="http://schemas.openxmlformats.org/wordprocessingml/2006/main" xmlns:w14="http://schemas.microsoft.com/office/word/2010/wordml" xmlns:w15="http://schemas.microsoft.com/office/word/2012/wordml" xmlns:w16cex="http://schemas.microsoft.com/office/word/2018/wordml/cex" xmlns:w16cid="http://schemas.microsoft.com/office/word/2016/wordml/cid" xmlns:w16="http://schemas.microsoft.com/office/word/2018/wordml" xmlns:w16du="http://schemas.microsoft.com/office/word/2023/wordml/word16du" xmlns:w16sdtdh="http://schemas.microsoft.com/office/word/2020/wordml/sdtdatahash" xmlns:w16sdtfl="http://schemas.microsoft.com/office/word/2024/wordml/sdtformatlock" xmlns:w16se="http://schemas.microsoft.com/office/word/2015/wordml/symex" mc:Ignorable="w14 w15 w16se w16cid w16 w16cex w16sdtdh w16sdtfl w16du">
   <w:docDefaults>
     <w:rPrDefault>
       <w:rPr>
@@ -3848,7 +3925,6 @@
   <w:style w:type="character" w:default="1" w:styleId="a1">
     <w:name w:val="Default Paragraph Font"/>
     <w:uiPriority w:val="1"/>
-    <w:semiHidden/>
     <w:unhideWhenUsed/>
   </w:style>
   <w:style w:type="table" w:default="1" w:styleId="a2">
